--- a/testakten/geschaeftsfuehrerhaftung-15b-inso-zahlungen-nach-insolvenzreife-hannover/14_gespraechsnotiz_bank_2026-01-05.docx
+++ b/testakten/geschaeftsfuehrerhaftung-15b-inso-zahlungen-nach-insolvenzreife-hannover/14_gespraechsnotiz_bank_2026-01-05.docx
@@ -5,16 +5,20 @@
     <w:p>
       <w:pPr>
         <w:pStyle w:val="Heading1"/>
+        <w:spacing w:after="160" w:line="259" w:lineRule="auto"/>
       </w:pPr>
       <w:r>
         <w:rPr>
           <w:rFonts w:ascii="Times New Roman" w:hAnsi="Times New Roman"/>
+          <w:b/>
+          <w:sz w:val="28"/>
         </w:rPr>
         <w:t>Gesprächsnotiz des Geschäftsführers (aus der Handakte der Schuldnerin)</w:t>
       </w:r>
     </w:p>
     <w:p>
       <w:pPr>
+        <w:spacing w:line="259" w:lineRule="auto" w:after="60"/>
         <w:jc w:val="left"/>
       </w:pPr>
       <w:r>
@@ -23,6 +27,7 @@
     </w:p>
     <w:p>
       <w:pPr>
+        <w:spacing w:line="259" w:lineRule="auto" w:after="60"/>
         <w:jc w:val="left"/>
       </w:pPr>
       <w:r>
@@ -32,6 +37,7 @@
     <w:p>
       <w:pPr>
         <w:pStyle w:val="ListNumber"/>
+        <w:spacing w:line="259" w:lineRule="auto" w:after="60"/>
       </w:pPr>
       <w:r>
         <w:t>Herr Drewes hat die Ausweitung der Linie endgültig abgelehnt. Begründung: Die Dezemberzahlen lägen zwar über Plan, die Rückstände bei Vermietern und Lieferanten seien aber "strukturell", und ohne ein testiertes Sanierungskonzept sei eine weitere Kreditvergabe nicht darstellbar. Die Bank habe bereits seit Oktober auf ein solches Konzept gewartet.</w:t>
@@ -40,6 +46,7 @@
     <w:p>
       <w:pPr>
         <w:pStyle w:val="ListNumber"/>
+        <w:spacing w:line="259" w:lineRule="auto" w:after="60"/>
       </w:pPr>
       <w:r>
         <w:t>Frau Kanngießer hat darauf hingewiesen, dass die Kartenumsätze seit November nicht mehr vollständig über das Volksbank-Konto laufen, und um Erklärung gebeten. Ich habe erklärt, dass der neue Acquirer die Auszahlung auf das Konto bei der Sparkasse leistet; das sei technisch bedingt. Frau Kanngießer hat das "zur Kenntnis genommen" und eine Prüfung der Sicherheitenlage angekündigt.</w:t>
@@ -48,6 +55,7 @@
     <w:p>
       <w:pPr>
         <w:pStyle w:val="ListNumber"/>
+        <w:spacing w:line="259" w:lineRule="auto" w:after="60"/>
       </w:pPr>
       <w:r>
         <w:t>Ich habe zugesagt, bis Mitte Januar eine Entscheidung über "die weiteren Schritte" mitzuteilen. Intern: Ohne die Linie sind die Januarmieten (fällig 10.01.) und die Januarlöhne nicht mehr voll darstellbar. Morgen Termin mit Frau Reddehase; sie wird wieder auf den Insolvenzantrag drängen. Verkaufsgespräche Celle sind ins Stocken geraten, Herr Bektas meldet sich nicht mehr.</w:t>
@@ -55,20 +63,71 @@
     </w:p>
     <w:p>
       <w:pPr>
+        <w:spacing w:before="120" w:after="60" w:line="259" w:lineRule="auto"/>
         <w:jc w:val="left"/>
       </w:pPr>
       <w:r>
+        <w:rPr>
+          <w:rFonts w:ascii="Times New Roman" w:hAnsi="Times New Roman"/>
+          <w:b/>
+          <w:sz w:val="22"/>
+        </w:rPr>
         <w:t>Ablage: Ordner "Bank 2026"</w:t>
       </w:r>
     </w:p>
     <w:sectPr>
+      <w:headerReference w:type="default" r:id="rId9"/>
+      <w:footerReference w:type="default" r:id="rId10"/>
       <w:pgSz w:w="11906" w:h="16838"/>
-      <w:pgMar w:top="1417" w:right="1417" w:bottom="1417" w:left="1417" w:header="720" w:footer="720" w:gutter="0"/>
+      <w:pgMar w:top="1191" w:right="1247" w:bottom="1134" w:left="1361" w:header="720" w:footer="720" w:gutter="0"/>
       <w:cols w:space="720"/>
       <w:docGrid w:linePitch="360"/>
     </w:sectPr>
   </w:body>
 </w:document>
+</file>
+
+<file path=word/footer1.xml><?xml version="1.0" encoding="utf-8"?>
+<w:ftr xmlns:m="http://schemas.openxmlformats.org/officeDocument/2006/math" xmlns:mc="http://schemas.openxmlformats.org/markup-compatibility/2006" xmlns:mo="http://schemas.microsoft.com/office/mac/office/2008/main" xmlns:mv="urn:schemas-microsoft-com:mac:vml" xmlns:o="urn:schemas-microsoft-com:office:office" xmlns:r="http://schemas.openxmlformats.org/officeDocument/2006/relationships" xmlns:v="urn:schemas-microsoft-com:vml" xmlns:w10="urn:schemas-microsoft-com:office:word" xmlns:w14="http://schemas.microsoft.com/office/word/2010/wordml" xmlns:w="http://schemas.openxmlformats.org/wordprocessingml/2006/main" xmlns:wne="http://schemas.microsoft.com/office/word/2006/wordml" xmlns:wp14="http://schemas.microsoft.com/office/word/2010/wordprocessingDrawing" xmlns:wp="http://schemas.openxmlformats.org/drawingml/2006/wordprocessingDrawing" xmlns:wpc="http://schemas.microsoft.com/office/word/2010/wordprocessingCanvas" xmlns:wpg="http://schemas.microsoft.com/office/word/2010/wordprocessingGroup" xmlns:wpi="http://schemas.microsoft.com/office/word/2010/wordprocessingInk" xmlns:wps="http://schemas.microsoft.com/office/word/2010/wordprocessingShape" mc:Ignorable="w14 wp14">
+  <w:p>
+    <w:pPr>
+      <w:pStyle w:val="Footer"/>
+      <w:jc w:val="left"/>
+    </w:pPr>
+    <w:r/>
+    <w:r>
+      <w:rPr>
+        <w:rFonts w:ascii="Times New Roman" w:hAnsi="Times New Roman"/>
+        <w:b w:val="0"/>
+        <w:color w:val="777777"/>
+        <w:sz w:val="17"/>
+      </w:rPr>
+      <w:t>Vertraulich | Bearbeitungsstand Juli 2026 | nur zur Aktenbearbeitung</w:t>
+    </w:r>
+  </w:p>
+</w:ftr>
+</file>
+
+<file path=word/header1.xml><?xml version="1.0" encoding="utf-8"?>
+<w:hdr xmlns:m="http://schemas.openxmlformats.org/officeDocument/2006/math" xmlns:mc="http://schemas.openxmlformats.org/markup-compatibility/2006" xmlns:mo="http://schemas.microsoft.com/office/mac/office/2008/main" xmlns:mv="urn:schemas-microsoft-com:mac:vml" xmlns:o="urn:schemas-microsoft-com:office:office" xmlns:r="http://schemas.openxmlformats.org/officeDocument/2006/relationships" xmlns:v="urn:schemas-microsoft-com:vml" xmlns:w10="urn:schemas-microsoft-com:office:word" xmlns:w14="http://schemas.microsoft.com/office/word/2010/wordml" xmlns:w="http://schemas.openxmlformats.org/wordprocessingml/2006/main" xmlns:wne="http://schemas.microsoft.com/office/word/2006/wordml" xmlns:wp14="http://schemas.microsoft.com/office/word/2010/wordprocessingDrawing" xmlns:wp="http://schemas.openxmlformats.org/drawingml/2006/wordprocessingDrawing" xmlns:wpc="http://schemas.microsoft.com/office/word/2010/wordprocessingCanvas" xmlns:wpg="http://schemas.microsoft.com/office/word/2010/wordprocessingGroup" xmlns:wpi="http://schemas.microsoft.com/office/word/2010/wordprocessingInk" xmlns:wps="http://schemas.microsoft.com/office/word/2010/wordprocessingShape" mc:Ignorable="w14 wp14">
+  <w:p>
+    <w:pPr>
+      <w:pStyle w:val="Header"/>
+      <w:jc w:val="left"/>
+    </w:pPr>
+    <w:r/>
+    <w:r>
+      <w:rPr>
+        <w:rFonts w:ascii="Times New Roman" w:hAnsi="Times New Roman"/>
+        <w:b w:val="0"/>
+        <w:i w:val="0"/>
+        <w:color w:val="666666"/>
+        <w:sz w:val="17"/>
+      </w:rPr>
+      <w:t>Lindenhof und Partner mbB | Insolvenz- und Restrukturierungsakte | Bearbeitungsstand Juli 2026</w:t>
+    </w:r>
+  </w:p>
+</w:hdr>
 </file>
 
 <file path=word/numbering.xml><?xml version="1.0" encoding="utf-8"?>
@@ -785,11 +844,12 @@
       <w:contextualSpacing/>
     </w:pPr>
     <w:rPr>
-      <w:rFonts w:asciiTheme="majorHAnsi" w:eastAsiaTheme="majorEastAsia" w:hAnsiTheme="majorHAnsi" w:cstheme="majorBidi"/>
+      <w:rFonts w:asciiTheme="majorHAnsi" w:eastAsiaTheme="majorEastAsia" w:hAnsiTheme="majorHAnsi" w:cstheme="majorBidi" w:ascii="Times New Roman" w:hAnsi="Times New Roman"/>
+      <w:b/>
       <w:color w:val="17365D" w:themeColor="text2" w:themeShade="BF"/>
       <w:spacing w:val="5"/>
       <w:kern w:val="28"/>
-      <w:sz w:val="52"/>
+      <w:sz w:val="30"/>
       <w:szCs w:val="52"/>
     </w:rPr>
   </w:style>
